--- a/Volume 1/Chapter 02 - Language Fundamentals/SPA_Vol1_Ch2_Lesson2_8a_EXTENDED_Maps_Dictionaries.docx
+++ b/Volume 1/Chapter 02 - Language Fundamentals/SPA_Vol1_Ch2_Lesson2_8a_EXTENDED_Maps_Dictionaries.docx
@@ -865,7 +865,6 @@
     <w:p>
       <w:pPr>
         <w:pStyle w:val="CommandBlock"/>
-        <w:keepNext/>
       </w:pPr>
       <w:r>
         <w:t xml:space="preserve">    Out-Null</w:t>
@@ -873,42 +872,136 @@
     </w:p>
     <w:p>
       <w:pPr>
+        <w:keepNext/>
+      </w:pPr>
+    </w:p>
+    <w:p>
+      <w:pPr>
+        <w:keepNext/>
+      </w:pPr>
+      <w:r>
+        <w:t>Next, let the tools create the Rust and Solidity projects: cargo init writes Cargo.toml, Remove-Item deletes the starter main.rs because the programs are in src\bin, and forge init --empty makes the Foundry project.</w:t>
+      </w:r>
+    </w:p>
+    <w:p>
+      <w:pPr>
+        <w:keepNext/>
+      </w:pPr>
+    </w:p>
+    <w:p>
+      <w:pPr>
         <w:pStyle w:val="CommandBlock"/>
         <w:keepNext/>
       </w:pPr>
       <w:r>
-        <w:t>New-Item -ItemType Directory -Force `</w:t>
+        <w:t>cargo init .\rust --name maps --vcs none</w:t>
       </w:r>
     </w:p>
     <w:p>
       <w:pPr>
         <w:pStyle w:val="CommandBlock"/>
-      </w:pPr>
-      <w:r>
-        <w:t xml:space="preserve">    "$HOME\spa\lesson-2.8-extended\solidity\script" | Out-Null</w:t>
-      </w:r>
-    </w:p>
-    <w:p>
-      <w:pPr>
-        <w:keepNext/>
-      </w:pPr>
-    </w:p>
-    <w:p>
-      <w:pPr>
-        <w:keepNext/>
-      </w:pPr>
-      <w:r>
-        <w:t>Save each file from this lesson into the matching path in the project layout. As in Chapter 1, notepad .\rust\Cargo.toml creates and opens one: choose Yes, type the file, save it with Ctrl+S, and close Notepad. Then install forge-std, Foundry's standard library, into the Solidity project. Linux Assembly runs in WSL or on a Linux computer.</w:t>
-      </w:r>
-    </w:p>
-    <w:p>
-      <w:pPr>
-        <w:keepNext/>
-      </w:pPr>
+        <w:keepNext/>
+      </w:pPr>
+      <w:r>
+        <w:t>Remove-Item .\rust\src\main.rs</w:t>
+      </w:r>
     </w:p>
     <w:p>
       <w:pPr>
         <w:pStyle w:val="CommandBlock"/>
+      </w:pPr>
+      <w:r>
+        <w:t>forge init .\solidity --empty --no-git --offline</w:t>
+      </w:r>
+    </w:p>
+    <w:p>
+      <w:pPr>
+        <w:keepNext/>
+      </w:pPr>
+    </w:p>
+    <w:p>
+      <w:r>
+        <w:t>Then replace the foundry.toml that forge init wrote with this lesson's settings. notepad .\solidity\foundry.toml opens it: select everything with Ctrl+A, type the file below in its place, save it with Ctrl+S, and close Notepad.</w:t>
+      </w:r>
+    </w:p>
+    <w:p>
+      <w:pPr>
+        <w:keepNext/>
+      </w:pPr>
+    </w:p>
+    <w:p>
+      <w:pPr>
+        <w:pStyle w:val="Heading3"/>
+      </w:pPr>
+      <w:r>
+        <w:t>solidity/foundry.toml</w:t>
+      </w:r>
+    </w:p>
+    <w:p>
+      <w:pPr>
+        <w:pStyle w:val="SourceCode"/>
+        <w:keepNext/>
+      </w:pPr>
+      <w:r>
+        <w:t>[profile.default]</w:t>
+      </w:r>
+    </w:p>
+    <w:p>
+      <w:pPr>
+        <w:pStyle w:val="SourceCode"/>
+        <w:keepNext/>
+      </w:pPr>
+      <w:r>
+        <w:t># The scripts in script/ are the only Solidity sources in this project.</w:t>
+      </w:r>
+    </w:p>
+    <w:p>
+      <w:pPr>
+        <w:pStyle w:val="SourceCode"/>
+        <w:keepNext/>
+      </w:pPr>
+      <w:r>
+        <w:t>src = "script"</w:t>
+      </w:r>
+    </w:p>
+    <w:p>
+      <w:pPr>
+        <w:pStyle w:val="SourceCode"/>
+        <w:keepNext/>
+      </w:pPr>
+      <w:r>
+        <w:t># forge install puts forge-std in lib/.</w:t>
+      </w:r>
+    </w:p>
+    <w:p>
+      <w:pPr>
+        <w:pStyle w:val="SourceCode"/>
+      </w:pPr>
+      <w:r>
+        <w:t>libs = ["lib"]</w:t>
+      </w:r>
+    </w:p>
+    <w:p>
+      <w:pPr>
+        <w:keepNext/>
+      </w:pPr>
+    </w:p>
+    <w:p>
+      <w:pPr>
+        <w:keepNext/>
+      </w:pPr>
+      <w:r>
+        <w:t>Then install forge-std, Foundry's standard library, into the Solidity project.</w:t>
+      </w:r>
+    </w:p>
+    <w:p>
+      <w:pPr>
+        <w:keepNext/>
+      </w:pPr>
+    </w:p>
+    <w:p>
+      <w:pPr>
+        <w:pStyle w:val="CommandBlock"/>
         <w:keepNext/>
       </w:pPr>
       <w:r>
@@ -938,6 +1031,16 @@
       </w:pPr>
     </w:p>
     <w:p>
+      <w:r>
+        <w:t>You save each source file in its language's section below, as each is shown. As in Chapter 1, notepad .\rust\src\bin\basic_maps.rs creates and opens one: choose Yes, type the file, save it with Ctrl+S, and close Notepad. Linux Assembly runs in WSL or on a Linux computer.</w:t>
+      </w:r>
+    </w:p>
+    <w:p>
+      <w:pPr>
+        <w:keepNext/>
+      </w:pPr>
+    </w:p>
+    <w:p>
       <w:pPr>
         <w:keepNext/>
       </w:pPr>
@@ -978,7 +1081,7 @@
         <w:keepNext/>
       </w:pPr>
       <w:r>
-        <w:t>mkdir -p "$HOME/spa/lesson-2.8-extended/"{rust/src/bin,solidity/script}</w:t>
+        <w:t>mkdir -p "$HOME/spa/lesson-2.8-extended/rust/src/bin"</w:t>
       </w:r>
     </w:p>
     <w:p>
@@ -999,7 +1102,7 @@
         <w:keepNext/>
       </w:pPr>
       <w:r>
-        <w:t>Save each file from this lesson into the matching path in the project layout. As in Chapter 1, nano ./rust/Cargo.toml creates and opens one: type the file, then save and close it with Ctrl+O, Enter, then Ctrl+X. Then install forge-std.</w:t>
+        <w:t>Then create the Rust and Solidity projects with the same commands as on Windows; rm deletes the starter main.rs.</w:t>
       </w:r>
     </w:p>
     <w:p>
@@ -1010,6 +1113,50 @@
     <w:p>
       <w:pPr>
         <w:pStyle w:val="CommandBlock"/>
+        <w:keepNext/>
+      </w:pPr>
+      <w:r>
+        <w:t>cargo init ./rust --name maps --vcs none</w:t>
+      </w:r>
+    </w:p>
+    <w:p>
+      <w:pPr>
+        <w:pStyle w:val="CommandBlock"/>
+        <w:keepNext/>
+      </w:pPr>
+      <w:r>
+        <w:t>rm ./rust/src/main.rs</w:t>
+      </w:r>
+    </w:p>
+    <w:p>
+      <w:pPr>
+        <w:pStyle w:val="CommandBlock"/>
+      </w:pPr>
+      <w:r>
+        <w:t>forge init ./solidity --empty --no-git --offline</w:t>
+      </w:r>
+    </w:p>
+    <w:p>
+      <w:pPr>
+        <w:keepNext/>
+      </w:pPr>
+    </w:p>
+    <w:p>
+      <w:pPr>
+        <w:keepNext/>
+      </w:pPr>
+      <w:r>
+        <w:t>Replace solidity/foundry.toml with the file shown in the Windows setup; nano ./solidity/foundry.toml opens it. Then install forge-std.</w:t>
+      </w:r>
+    </w:p>
+    <w:p>
+      <w:pPr>
+        <w:keepNext/>
+      </w:pPr>
+    </w:p>
+    <w:p>
+      <w:pPr>
+        <w:pStyle w:val="CommandBlock"/>
       </w:pPr>
       <w:r>
         <w:t>(cd ./solidity &amp;&amp; forge install foundry-rs/forge-std@v1.16.2 --no-git)</w:t>
@@ -1021,6 +1168,16 @@
       </w:pPr>
     </w:p>
     <w:p>
+      <w:r>
+        <w:t>You save each source file in its language's section below, as each is shown. As in Chapter 1, nano ./rust/src/bin/basic_maps.rs creates and opens one: type the file, then save and close it with Ctrl+O, Enter, then Ctrl+X.</w:t>
+      </w:r>
+    </w:p>
+    <w:p>
+      <w:pPr>
+        <w:keepNext/>
+      </w:pPr>
+    </w:p>
+    <w:p>
       <w:pPr>
         <w:keepNext/>
       </w:pPr>
@@ -17513,6 +17670,11 @@
       </w:r>
     </w:p>
     <w:p>
+      <w:r>
+        <w:t>This is the Cargo.toml that cargo init wrote, shown here so you can check yours. The [package] lines match; yours also ends with an empty [dependencies] heading, and the lines that start with # are notes for you, not something cargo writes.</w:t>
+      </w:r>
+    </w:p>
+    <w:p>
       <w:pPr>
         <w:keepNext/>
       </w:pPr>
@@ -17587,68 +17749,6 @@
       </w:pPr>
       <w:r>
         <w:t># basic_maps and maps.</w:t>
-      </w:r>
-    </w:p>
-    <w:p>
-      <w:pPr>
-        <w:keepNext/>
-      </w:pPr>
-    </w:p>
-    <w:p>
-      <w:pPr>
-        <w:keepNext/>
-      </w:pPr>
-    </w:p>
-    <w:p>
-      <w:pPr>
-        <w:pStyle w:val="Heading2"/>
-      </w:pPr>
-      <w:r>
-        <w:t>solidity/foundry.toml</w:t>
-      </w:r>
-    </w:p>
-    <w:p>
-      <w:pPr>
-        <w:pStyle w:val="SourceCode"/>
-        <w:keepNext/>
-      </w:pPr>
-      <w:r>
-        <w:t>[profile.default]</w:t>
-      </w:r>
-    </w:p>
-    <w:p>
-      <w:pPr>
-        <w:pStyle w:val="SourceCode"/>
-        <w:keepNext/>
-      </w:pPr>
-      <w:r>
-        <w:t># The scripts in script/ are the only Solidity sources in this project.</w:t>
-      </w:r>
-    </w:p>
-    <w:p>
-      <w:pPr>
-        <w:pStyle w:val="SourceCode"/>
-        <w:keepNext/>
-      </w:pPr>
-      <w:r>
-        <w:t>src = "script"</w:t>
-      </w:r>
-    </w:p>
-    <w:p>
-      <w:pPr>
-        <w:pStyle w:val="SourceCode"/>
-        <w:keepNext/>
-      </w:pPr>
-      <w:r>
-        <w:t># forge install puts forge-std in lib/.</w:t>
-      </w:r>
-    </w:p>
-    <w:p>
-      <w:pPr>
-        <w:pStyle w:val="SourceCode"/>
-      </w:pPr>
-      <w:r>
-        <w:t>libs = ["lib"]</w:t>
       </w:r>
     </w:p>
     <w:p>
@@ -18952,31 +19052,31 @@
       </w:rPr>
     </w:lvl>
   </w:abstractNum>
-  <w:num w:numId="1" w16cid:durableId="1384404679">
+  <w:num w:numId="1" w16cid:durableId="1314599529">
     <w:abstractNumId w:val="8"/>
   </w:num>
-  <w:num w:numId="2" w16cid:durableId="663704719">
+  <w:num w:numId="2" w16cid:durableId="1672293013">
     <w:abstractNumId w:val="6"/>
   </w:num>
-  <w:num w:numId="3" w16cid:durableId="418137136">
+  <w:num w:numId="3" w16cid:durableId="651057227">
     <w:abstractNumId w:val="5"/>
   </w:num>
-  <w:num w:numId="4" w16cid:durableId="251016307">
+  <w:num w:numId="4" w16cid:durableId="1354501411">
     <w:abstractNumId w:val="4"/>
   </w:num>
-  <w:num w:numId="5" w16cid:durableId="1726295587">
+  <w:num w:numId="5" w16cid:durableId="1284574174">
     <w:abstractNumId w:val="7"/>
   </w:num>
-  <w:num w:numId="6" w16cid:durableId="464348257">
+  <w:num w:numId="6" w16cid:durableId="1017075401">
     <w:abstractNumId w:val="3"/>
   </w:num>
-  <w:num w:numId="7" w16cid:durableId="1868714226">
+  <w:num w:numId="7" w16cid:durableId="1619407780">
     <w:abstractNumId w:val="2"/>
   </w:num>
-  <w:num w:numId="8" w16cid:durableId="437338209">
+  <w:num w:numId="8" w16cid:durableId="1910339295">
     <w:abstractNumId w:val="1"/>
   </w:num>
-  <w:num w:numId="9" w16cid:durableId="1630358902">
+  <w:num w:numId="9" w16cid:durableId="1805805855">
     <w:abstractNumId w:val="0"/>
   </w:num>
 </w:numbering>

--- a/Volume 1/Chapter 02 - Language Fundamentals/SPA_Vol1_Ch2_Lesson2_8a_EXTENDED_Maps_Dictionaries.docx
+++ b/Volume 1/Chapter 02 - Language Fundamentals/SPA_Vol1_Ch2_Lesson2_8a_EXTENDED_Maps_Dictionaries.docx
@@ -1197,10 +1197,7 @@
     </w:p>
     <w:p>
       <w:r>
-        <w:t>Assembly has no map. The simplest one it can keep is the one the C version of Lesson 2.8 keeps: two arrays side by side plus a count, as in Lesson 2.7a. names holds the addresses of the keys and roles the addresses of the values, and a name and its role share one position. Reading by key is a search: find_position calls the C library's strcmp for each name and returns its position, or -1 when the name is missing. Adding stores at position count, updating replaces the role's address at the name's position, a</w:t>
-      </w:r>
-      <w:r>
-        <w:t>nd removing copies each later entry down, so the entries stay in the order they were added. How real maps find a key without comparing every name is taught in Volume 1, Chapter 9, Lesson 9.6: Hash Tables.</w:t>
+        <w:t>Assembly has no map. The simplest one it can keep is the one the C version of Lesson 2.8 keeps: two arrays side by side plus a count, as in Lesson 2.7a. names holds the addresses of the keys and roles the addresses of the values, and a name and its role share one position. Reading by key is a search: find_position calls the C library's strcmp for each name and returns its position, or -1 when the name is missing. Adding stores at position count, updating replaces the role's address at the name's position, and removing copies each later entry down, so the entries stay in the order they were added. How real maps find a key without comparing every name is taught in Volume 1, Chapter 9, Lesson 9.6: Hash Tables.</w:t>
       </w:r>
     </w:p>
     <w:p>
@@ -5440,10 +5437,7 @@
     </w:p>
     <w:p>
       <w:r>
-        <w:t>The production-minded version prints the same thirteen lines plus one. create_roles creates the map, filling the arrays the caller passes and returning the count. find_role looks a name up and returns its role's address, or 0, the null pointer, when the name is missing. Every role is read through find_role. At the end, main looks up db-01, which was removed, checks the result for the not-found value, and prints the fallback text not found instead of using it. As in the C version, set_role adds a missing nam</w:t>
-      </w:r>
-      <w:r>
-        <w:t>e or updates a present one, which is the work one assignment does in other languages, and remove_role removes a name only when it is found. The count lives in memory, and main passes its address, so these functions change main's own count, as in Lesson 2.7a.</w:t>
+        <w:t>The production-minded version prints the same thirteen lines plus one. create_roles creates the map, filling the arrays the caller passes and returning the count. find_role looks a name up and returns its role's address, or 0, the null pointer, when the name is missing. Every role is read through find_role. At the end, main looks up db-01, which was removed, checks the result for the not-found value, and prints the fallback text not found instead of using it. As in the C version, set_role adds a missing name or updates a present one, which is the work one assignment does in other languages, and remove_role removes a name only when it is found. The count lives in memory, and main passes its address, so these functions change main's own count, as in Lesson 2.7a.</w:t>
       </w:r>
     </w:p>
     <w:p>
@@ -13290,10 +13284,7 @@
     </w:p>
     <w:p>
       <w:r>
-        <w:t>Erlang's map is written between #{ and }, with =&gt; pairing each key with its value. Like every Erlang value, a map never changes: maps:put returns a new map with a key added or its value updated, and maps:remove returns a new map without a key. maps:get reads a value, maps:is_key checks whether a name is there, and maps:size gives the count. maps:get stops the program with badkey when the name is missing. maps:keys promises no order, so print_roles sorts the keys with lists:sort and prints them with a loop l</w:t>
-      </w:r>
-      <w:r>
-        <w:t>ike those of Lesson 2.5a. The Production-Minded module is named roles, because Erlang's own map functions live in a module named maps.</w:t>
+        <w:t>Erlang's map is written between #{ and }, with =&gt; pairing each key with its value. Like every Erlang value, a map never changes: maps:put returns a new map with a key added or its value updated, and maps:remove returns a new map without a key. maps:get reads a value, maps:is_key checks whether a name is there, and maps:size gives the count. maps:get stops the program with badkey when the name is missing. maps:keys promises no order, so print_roles sorts the keys with lists:sort and prints them with a loop like those of Lesson 2.5a. The Production-Minded module is named roles, because Erlang's own map functions live in a module named maps.</w:t>
       </w:r>
     </w:p>
     <w:p>
@@ -15098,10 +15089,7 @@
     </w:p>
     <w:p>
       <w:r>
-        <w:t>Solidity's map is mapping(string =&gt; string), and it lives only in storage, the contract's own saved data. A mapping behaves as if every possible key were already there with empty text as its value: reading a name that was never stored quietly gives empty text, and delete sets a value back to empty text. So a mapping cannot count its entries, list its keys, or say whether a key exists. The usual answer, used here, is a storage array of the names, kept beside the mapping in the order they were added: its leng</w:t>
-      </w:r>
-      <w:r>
-        <w:t>th is the count, and the program walks it to print the map. A storage mapping or array passed to an internal function is the caller's own, and a function cannot create a mapping and return it.</w:t>
+        <w:t>Solidity's map is mapping(string =&gt; string), and it lives only in storage, the contract's own saved data. A mapping behaves as if every possible key were already there with empty text as its value: reading a name that was never stored quietly gives empty text, and delete sets a value back to empty text. So a mapping cannot count its entries, list its keys, or say whether a key exists. The usual answer, used here, is a storage array of the names, kept beside the mapping in the order they were added: its length is the count, and the program walks it to print the map. A storage mapping or array passed to an internal function is the caller's own, and a function cannot create a mapping and return it.</w:t>
       </w:r>
     </w:p>
     <w:p>
@@ -16207,10 +16195,7 @@
     </w:p>
     <w:p>
       <w:r>
-        <w:t>The production-minded version prints the same thirteen lines plus one. createRoles creates the map, filling the storage the caller passes, because a function cannot create a mapping and return it. findRole looks a name up and returns its role, or empty text, the zero value, when the name is not in names. Every role is read through findRole. At the end, run looks up db-01, which was removed, checks the result for the not-found value, and prints the fallback text not found instead of using it. As in the C ver</w:t>
-      </w:r>
-      <w:r>
-        <w:t>sion, setRole adds a name to names only when it is missing, and removeRole removes a name from both only when it is found. findPosition searches names and returns names.length, the first position past the end, for a missing name, because a uint256 can never be -1.</w:t>
+        <w:t>The production-minded version prints the same thirteen lines plus one. createRoles creates the map, filling the storage the caller passes, because a function cannot create a mapping and return it. findRole looks a name up and returns its role, or empty text, the zero value, when the name is not in names. Every role is read through findRole. At the end, run looks up db-01, which was removed, checks the result for the not-found value, and prints the fallback text not found instead of using it. As in the C version, setRole adds a name to names only when it is missing, and removeRole removes a name from both only when it is found. findPosition searches names and returns names.length, the first position past the end, for a missing name, because a uint256 can never be -1.</w:t>
       </w:r>
     </w:p>
     <w:p>
@@ -18135,10 +18120,7 @@
     </w:p>
     <w:p>
       <w:r>
-        <w:t>Maps hold the named facts of both Chapter 2 projects, in the Extended languages. The Command-Line Survey Application stores each answer under its question's name, such as server, environment, and port, and its final summary traverses the map the way print_roles does; a find_role-style lookup reports a question that was never answered. In Solidity, a contract never reads a keyboard, so the answers arrive as the arguments of one call, and a mapping keyed by question name keeps them, with a names array to list</w:t>
-      </w:r>
-      <w:r>
-        <w:t xml:space="preserve"> them. The System Information Utility keeps its host facts under names such as host name and CPU count. Lesson 2.9a adds records, which keep several related values, such as a server's name, role, and port, together.</w:t>
+        <w:t>Maps hold the named facts of both Chapter 2 projects, in the Extended languages. The Command-Line Survey Application stores each answer under its question's name, such as server, environment, and port, and its final summary traverses the map the way print_roles does; a find_role-style lookup reports a question that was never answered. In Solidity, a contract never reads a keyboard, so the answers arrive as the arguments of one call, and a mapping keyed by question name keeps them, with a names array to list them. The System Information Utility keeps its host facts under names such as host name and CPU count. Lesson 2.9a adds records, which keep several related values, such as a server's name, role, and port, together.</w:t>
       </w:r>
     </w:p>
     <w:p>
@@ -18398,10 +18380,7 @@
         <w:pStyle w:val="ListBullet"/>
       </w:pPr>
       <w:r>
-        <w:t>Assembly: add a text line web_count_format db "Web servers: %d", 10, 0. Write count_role(roles' address, count, a text's address), modeled on find_position: walk every position, compare each role with strcmp, and add 1 to a counter kept in r15 for each match instead of leaving at the first one; return the counter in rax. It keeps five values across strcmp calls, so it pushes rbx and r12 to r15 as set_role does (Windows then needs sub rsp, 32; Linux needs nothing more). Call it with roles, the count, and web</w:t>
-      </w:r>
-      <w:r>
-        <w:t>, then print rax with web_count_format.</w:t>
+        <w:t>Assembly: add a text line web_count_format db "Web servers: %d", 10, 0. Write count_role(roles' address, count, a text's address), modeled on find_position: walk every position, compare each role with strcmp, and add 1 to a counter kept in r15 for each match instead of leaving at the first one; return the counter in rax. It keeps five values across strcmp calls, so it pushes rbx and r12 to r15 as set_role does (Windows then needs sub rsp, 32; Linux needs nothing more). Call it with roles, the count, and web, then print rax with web_count_format.</w:t>
       </w:r>
     </w:p>
     <w:p>
@@ -18863,10 +18842,7 @@
     </w:p>
     <w:p>
       <w:r>
-        <w:t>Every language keeps a map the same way at heart: each value stored under a unique key, found by that key. Assembly builds it from two arrays and a search; Rust's BTreeMap keeps its keys sorted; Erlang returns a new map for every change; and Solidity's mapping answers every key, so the program keeps its own list of names to count and print it. Checking whether a name exists before reading it, or checking a lookup's no-value result (0, None, undefined, or the zero value) before using it, keeps every one of t</w:t>
-      </w:r>
-      <w:r>
-        <w:t>hem from crashing or quietly using an empty value. Lesson 2.9a turns to structs and classes: keeping several related values together as one record.</w:t>
+        <w:t>Every language keeps a map the same way at heart: each value stored under a unique key, found by that key. Assembly builds it from two arrays and a search; Rust's BTreeMap keeps its keys sorted; Erlang returns a new map for every change; and Solidity's mapping answers every key, so the program keeps its own list of names to count and print it. Checking whether a name exists before reading it, or checking a lookup's no-value result (0, None, undefined, or the zero value) before using it, keeps every one of them from crashing or quietly using an empty value. Lesson 2.9a turns to structs and classes: keeping several related values together as one record.</w:t>
       </w:r>
     </w:p>
     <w:sectPr>

--- a/Volume 1/Chapter 02 - Language Fundamentals/SPA_Vol1_Ch2_Lesson2_8a_EXTENDED_Maps_Dictionaries.docx
+++ b/Volume 1/Chapter 02 - Language Fundamentals/SPA_Vol1_Ch2_Lesson2_8a_EXTENDED_Maps_Dictionaries.docx
@@ -158,7 +158,7 @@
         <w:pStyle w:val="ListBullet"/>
       </w:pPr>
       <w:r>
-        <w:t>How real maps find a key quickly, hashing, is taught in Volume 1, Chapter 9, Lesson 9.6: Hash Tables.</w:t>
+        <w:t>How real maps find a key quickly, hashing, is taught in Volume 1, Chapter 10, Lesson 10.6: Hash Tables.</w:t>
       </w:r>
     </w:p>
     <w:p>
@@ -400,7 +400,7 @@
         <w:pStyle w:val="ListBullet"/>
       </w:pPr>
       <w:r>
-        <w:t>Erlang: no null. maps:find(k, m) returns {ok, Value} or the atom error, checked with case in Volume 1, Chapter 2, Lesson 2.11a: Error Handling EXTENDED. maps:get(k, m, Default) returns Default for a missing key, and by convention Erlang programs use the atom undefined to mean "no value".</w:t>
+        <w:t>Erlang: no null. maps:find(k, m) returns the tagged tuple {ok, Value} for a stored key, or the atom error for a missing one; Volume 1, Chapter 2, Lesson 2.11a: Error Handling EXTENDED checks results like {ok, Port} and {error, Message} with case. maps:get(k, m, Default) returns Default for a missing key, and by convention Erlang programs use the atom undefined to mean "no value".</w:t>
       </w:r>
     </w:p>
     <w:p>
@@ -943,7 +943,7 @@
         <w:keepNext/>
       </w:pPr>
       <w:r>
-        <w:t>[profile.default]</w:t>
+        <w:t>[profile.default]  # Remember, the settings forge uses by default.</w:t>
       </w:r>
     </w:p>
     <w:p>
@@ -1197,7 +1197,10 @@
     </w:p>
     <w:p>
       <w:r>
-        <w:t>Assembly has no map. The simplest one it can keep is the one the C version of Lesson 2.8 keeps: two arrays side by side plus a count, as in Lesson 2.7a. names holds the addresses of the keys and roles the addresses of the values, and a name and its role share one position. Reading by key is a search: find_position calls the C library's strcmp for each name and returns its position, or -1 when the name is missing. Adding stores at position count, updating replaces the role's address at the name's position, and removing copies each later entry down, so the entries stay in the order they were added. How real maps find a key without comparing every name is taught in Volume 1, Chapter 9, Lesson 9.6: Hash Tables.</w:t>
+        <w:t>Assembly has no map. The simplest one it can keep is the one the C version of Lesson 2.8 keeps: two arrays side by side plus a count, as in Lesson 2.7a. names holds the addresses of the keys and roles the addresses of the values, and a name and its role share one position. Reading by key is a search: find_position calls the C library's strcmp for each name and returns its position, or -1 when the name is missing. Adding stores at position count, updating replaces the role's address at the name's position, a</w:t>
+      </w:r>
+      <w:r>
+        <w:t>nd removing copies each later entry down, so the entries stay in the order they were added. How real maps find a key without comparing every name is taught in Volume 1, Chapter 10, Lesson 10.6: Hash Tables.</w:t>
       </w:r>
     </w:p>
     <w:p>
@@ -1299,6 +1302,7 @@
         <w:pStyle w:val="SourceCode"/>
       </w:pPr>
       <w:r>
+        <w:lastRenderedPageBreak/>
         <w:t>; is the 8-byte address of a text.</w:t>
       </w:r>
     </w:p>
@@ -3258,15 +3262,15 @@
         <w:pStyle w:val="SourceCode"/>
       </w:pPr>
       <w:r>
-        <w:t>; Remember, extern pulls in C library functions: printf prints, and</w:t>
-      </w:r>
-    </w:p>
-    <w:p>
-      <w:pPr>
-        <w:pStyle w:val="SourceCode"/>
-      </w:pPr>
-      <w:r>
-        <w:t>; strcmp compares two texts.</w:t>
+        <w:t>; Remember, extern pulls in C library functions: printf prints (eax = 0</w:t>
+      </w:r>
+    </w:p>
+    <w:p>
+      <w:pPr>
+        <w:pStyle w:val="SourceCode"/>
+      </w:pPr>
+      <w:r>
+        <w:t>; first: no xmm registers used), and strcmp compares two texts.</w:t>
       </w:r>
     </w:p>
     <w:p>
@@ -5437,7 +5441,10 @@
     </w:p>
     <w:p>
       <w:r>
-        <w:t>The production-minded version prints the same thirteen lines plus one. create_roles creates the map, filling the arrays the caller passes and returning the count. find_role looks a name up and returns its role's address, or 0, the null pointer, when the name is missing. Every role is read through find_role. At the end, main looks up db-01, which was removed, checks the result for the not-found value, and prints the fallback text not found instead of using it. As in the C version, set_role adds a missing name or updates a present one, which is the work one assignment does in other languages, and remove_role removes a name only when it is found. The count lives in memory, and main passes its address, so these functions change main's own count, as in Lesson 2.7a.</w:t>
+        <w:t>The production-minded version prints the same thirteen lines plus one. create_roles creates the map, filling the arrays the caller passes and returning the count. find_role looks a name up and returns its role's address, or 0, the null pointer, when the name is missing. Every role is read through find_role. At the end, main looks up db-01, which was removed, checks the result for the not-found value, and prints the fallback text not found instead of using it. As in the C version, set_role adds a missing nam</w:t>
+      </w:r>
+      <w:r>
+        <w:t>e or updates a present one, which is the work one assignment does in other languages, and remove_role removes a name only when it is found. The count lives in memory, and main passes its address, so these functions change main's own count, as in Lesson 2.7a.</w:t>
       </w:r>
     </w:p>
     <w:p>
@@ -12497,23 +12504,23 @@
         <w:pStyle w:val="SourceCode"/>
       </w:pPr>
       <w:r>
-        <w:t>// to check. Returning the Option itself comes in Volume 1, Chapter 2,</w:t>
-      </w:r>
-    </w:p>
-    <w:p>
-      <w:pPr>
-        <w:pStyle w:val="SourceCode"/>
-      </w:pPr>
-      <w:r>
-        <w:t>// Lesson 2.11a: Error Handling EXTENDED. to_string() returns a copy of</w:t>
-      </w:r>
-    </w:p>
-    <w:p>
-      <w:pPr>
-        <w:pStyle w:val="SourceCode"/>
-      </w:pPr>
-      <w:r>
-        <w:t>// the role for the caller.</w:t>
+        <w:t>// to check. Returning a Result, an Option with a reason, comes in Volume 1,</w:t>
+      </w:r>
+    </w:p>
+    <w:p>
+      <w:pPr>
+        <w:pStyle w:val="SourceCode"/>
+      </w:pPr>
+      <w:r>
+        <w:t>// Chapter 2, Lesson 2.11a: Error Handling EXTENDED. to_string() returns a</w:t>
+      </w:r>
+    </w:p>
+    <w:p>
+      <w:pPr>
+        <w:pStyle w:val="SourceCode"/>
+      </w:pPr>
+      <w:r>
+        <w:t>// copy of the role for the caller.</w:t>
       </w:r>
     </w:p>
     <w:p>
@@ -13206,7 +13213,7 @@
         <w:pStyle w:val="ListBullet"/>
       </w:pPr>
       <w:r>
-        <w:t>BTreeMap keeps its keys in alphabetical order. HashMap has the same methods but promises no order; Volume 1, Chapter 9, Lesson 9.6: Hash Tables explains why.</w:t>
+        <w:t>BTreeMap keeps its keys in alphabetical order. HashMap has the same methods but promises no order; Volume 1, Chapter 10, Lesson 10.6: Hash Tables explains why.</w:t>
       </w:r>
     </w:p>
     <w:p>
@@ -13284,7 +13291,10 @@
     </w:p>
     <w:p>
       <w:r>
-        <w:t>Erlang's map is written between #{ and }, with =&gt; pairing each key with its value. Like every Erlang value, a map never changes: maps:put returns a new map with a key added or its value updated, and maps:remove returns a new map without a key. maps:get reads a value, maps:is_key checks whether a name is there, and maps:size gives the count. maps:get stops the program with badkey when the name is missing. maps:keys promises no order, so print_roles sorts the keys with lists:sort and prints them with a loop like those of Lesson 2.5a. The Production-Minded module is named roles, because Erlang's own map functions live in a module named maps.</w:t>
+        <w:t>Erlang's map is written between #{ and }, with =&gt; pairing each key with its value. Like every Erlang value, a map never changes: maps:put returns a new map with a key added or its value updated, and maps:remove returns a new map without a key. maps:get reads a value, maps:is_key checks whether a name is there, and maps:size gives the count. maps:get stops the program with badkey when the name is missing. maps:keys promises no order, so print_roles sorts the keys with lists:sort and prints them with a loop l</w:t>
+      </w:r>
+      <w:r>
+        <w:t>ike those of Lesson 2.5a. The Production-Minded module is named roles, because Erlang's own map functions live in a module named maps.</w:t>
       </w:r>
     </w:p>
     <w:p>
@@ -13452,7 +13462,7 @@
         <w:pStyle w:val="SourceCode"/>
       </w:pPr>
       <w:r>
-        <w:t>%% value.</w:t>
+        <w:t>%% value. Remember, ~s prints text, ~B a whole number, and ~n ends a line.</w:t>
       </w:r>
     </w:p>
     <w:p>
@@ -15089,7 +15099,10 @@
     </w:p>
     <w:p>
       <w:r>
-        <w:t>Solidity's map is mapping(string =&gt; string), and it lives only in storage, the contract's own saved data. A mapping behaves as if every possible key were already there with empty text as its value: reading a name that was never stored quietly gives empty text, and delete sets a value back to empty text. So a mapping cannot count its entries, list its keys, or say whether a key exists. The usual answer, used here, is a storage array of the names, kept beside the mapping in the order they were added: its length is the count, and the program walks it to print the map. A storage mapping or array passed to an internal function is the caller's own, and a function cannot create a mapping and return it.</w:t>
+        <w:t>Solidity's map is mapping(string =&gt; string), and it lives only in storage, the contract's own saved data. A mapping behaves as if every possible key were already there with empty text as its value: reading a name that was never stored quietly gives empty text, and delete sets a value back to empty text. So a mapping cannot count its entries, list its keys, or say whether a key exists. The usual answer, used here, is a storage array of the names, kept beside the mapping in the order they were added: its leng</w:t>
+      </w:r>
+      <w:r>
+        <w:t>th is the count, and the program walks it to print the map. A storage mapping or array passed to an internal function is the caller's own, and a function cannot create a mapping and return it.</w:t>
       </w:r>
     </w:p>
     <w:p>
@@ -16195,7 +16208,10 @@
     </w:p>
     <w:p>
       <w:r>
-        <w:t>The production-minded version prints the same thirteen lines plus one. createRoles creates the map, filling the storage the caller passes, because a function cannot create a mapping and return it. findRole looks a name up and returns its role, or empty text, the zero value, when the name is not in names. Every role is read through findRole. At the end, run looks up db-01, which was removed, checks the result for the not-found value, and prints the fallback text not found instead of using it. As in the C version, setRole adds a name to names only when it is missing, and removeRole removes a name from both only when it is found. findPosition searches names and returns names.length, the first position past the end, for a missing name, because a uint256 can never be -1.</w:t>
+        <w:t>The production-minded version prints the same thirteen lines plus one. createRoles creates the map, filling the storage the caller passes, because a function cannot create a mapping and return it. findRole looks a name up and returns its role, or empty text, the zero value, when the name is not in names. Every role is read through findRole. At the end, run looks up db-01, which was removed, checks the result for the not-found value, and prints the fallback text not found instead of using it. As in the C ver</w:t>
+      </w:r>
+      <w:r>
+        <w:t>sion, setRole adds a name to names only when it is missing, and removeRole removes a name from both only when it is found. findPosition searches names and returns names.length, the first position past the end, for a missing name, because a uint256 can never be -1.</w:t>
       </w:r>
     </w:p>
     <w:p>
@@ -18120,7 +18136,10 @@
     </w:p>
     <w:p>
       <w:r>
-        <w:t>Maps hold the named facts of both Chapter 2 projects, in the Extended languages. The Command-Line Survey Application stores each answer under its question's name, such as server, environment, and port, and its final summary traverses the map the way print_roles does; a find_role-style lookup reports a question that was never answered. In Solidity, a contract never reads a keyboard, so the answers arrive as the arguments of one call, and a mapping keyed by question name keeps them, with a names array to list them. The System Information Utility keeps its host facts under names such as host name and CPU count. Lesson 2.9a adds records, which keep several related values, such as a server's name, role, and port, together.</w:t>
+        <w:t>Maps hold the named facts of both Chapter 2 projects, in the Extended languages. The Command-Line Survey Application stores each answer under its question's name, such as server, environment, and port, and its final summary traverses the map the way print_roles does; a find_role-style lookup reports a question that was never answered. In Solidity, a contract never reads a keyboard, so the answers arrive as the arguments of one call, and a mapping keyed by question name keeps them, with a names array to list</w:t>
+      </w:r>
+      <w:r>
+        <w:t xml:space="preserve"> them. The System Information Utility keeps its host facts under names such as host name and CPU count. Lesson 2.9a adds records, which keep several related values, such as a server's name, role, and port, together.</w:t>
       </w:r>
     </w:p>
     <w:p>
@@ -18380,7 +18399,10 @@
         <w:pStyle w:val="ListBullet"/>
       </w:pPr>
       <w:r>
-        <w:t>Assembly: add a text line web_count_format db "Web servers: %d", 10, 0. Write count_role(roles' address, count, a text's address), modeled on find_position: walk every position, compare each role with strcmp, and add 1 to a counter kept in r15 for each match instead of leaving at the first one; return the counter in rax. It keeps five values across strcmp calls, so it pushes rbx and r12 to r15 as set_role does (Windows then needs sub rsp, 32; Linux needs nothing more). Call it with roles, the count, and web, then print rax with web_count_format.</w:t>
+        <w:t>Assembly: add a text line web_count_format db "Web servers: %d", 10, 0. Write count_role(roles' address, count, a text's address), modeled on find_position: walk every position, compare each role with strcmp, and add 1 to a counter kept in r15 for each match instead of leaving at the first one; return the counter in rax. It keeps five values across strcmp calls, so it pushes rbx and r12 to r15 as set_role does (Windows then needs sub rsp, 32; Linux needs nothing more). Call it with roles, the count, and web</w:t>
+      </w:r>
+      <w:r>
+        <w:t>, then print rax with web_count_format.</w:t>
       </w:r>
     </w:p>
     <w:p>
@@ -18842,7 +18864,10 @@
     </w:p>
     <w:p>
       <w:r>
-        <w:t>Every language keeps a map the same way at heart: each value stored under a unique key, found by that key. Assembly builds it from two arrays and a search; Rust's BTreeMap keeps its keys sorted; Erlang returns a new map for every change; and Solidity's mapping answers every key, so the program keeps its own list of names to count and print it. Checking whether a name exists before reading it, or checking a lookup's no-value result (0, None, undefined, or the zero value) before using it, keeps every one of them from crashing or quietly using an empty value. Lesson 2.9a turns to structs and classes: keeping several related values together as one record.</w:t>
+        <w:t>Every language keeps a map the same way at heart: each value stored under a unique key, found by that key. Assembly builds it from two arrays and a search; Rust's BTreeMap keeps its keys sorted; Erlang returns a new map for every change; and Solidity's mapping answers every key, so the program keeps its own list of names to count and print it. Checking whether a name exists before reading it, or checking a lookup's no-value result (0, None, undefined, or the zero value) before using it, keeps every one of t</w:t>
+      </w:r>
+      <w:r>
+        <w:t>hem from crashing or quietly using an empty value. Lesson 2.9a turns to structs and classes: keeping several related values together as one record.</w:t>
       </w:r>
     </w:p>
     <w:sectPr>
@@ -19028,31 +19053,31 @@
       </w:rPr>
     </w:lvl>
   </w:abstractNum>
-  <w:num w:numId="1" w16cid:durableId="1314599529">
+  <w:num w:numId="1" w16cid:durableId="418257888">
     <w:abstractNumId w:val="8"/>
   </w:num>
-  <w:num w:numId="2" w16cid:durableId="1672293013">
+  <w:num w:numId="2" w16cid:durableId="496001898">
     <w:abstractNumId w:val="6"/>
   </w:num>
-  <w:num w:numId="3" w16cid:durableId="651057227">
+  <w:num w:numId="3" w16cid:durableId="647247625">
     <w:abstractNumId w:val="5"/>
   </w:num>
-  <w:num w:numId="4" w16cid:durableId="1354501411">
+  <w:num w:numId="4" w16cid:durableId="1959601199">
     <w:abstractNumId w:val="4"/>
   </w:num>
-  <w:num w:numId="5" w16cid:durableId="1284574174">
+  <w:num w:numId="5" w16cid:durableId="1217356533">
     <w:abstractNumId w:val="7"/>
   </w:num>
-  <w:num w:numId="6" w16cid:durableId="1017075401">
+  <w:num w:numId="6" w16cid:durableId="596598166">
     <w:abstractNumId w:val="3"/>
   </w:num>
-  <w:num w:numId="7" w16cid:durableId="1619407780">
+  <w:num w:numId="7" w16cid:durableId="510919984">
     <w:abstractNumId w:val="2"/>
   </w:num>
-  <w:num w:numId="8" w16cid:durableId="1910339295">
+  <w:num w:numId="8" w16cid:durableId="1110390903">
     <w:abstractNumId w:val="1"/>
   </w:num>
-  <w:num w:numId="9" w16cid:durableId="1805805855">
+  <w:num w:numId="9" w16cid:durableId="1693726744">
     <w:abstractNumId w:val="0"/>
   </w:num>
 </w:numbering>
